--- a/Pausados/DF_18pasos/8_Acta_Implementacion_Produccion_18PuntosDF_AIP001_29052026.docx
+++ b/Pausados/DF_18pasos/8_Acta_Implementacion_Produccion_18PuntosDF_AIP001_29052026.docx
@@ -257,7 +257,11 @@
             <w:vAlign w:val="center"/>
             <w:hideMark/>
           </w:tcPr>
-          <w:p/>
+          <w:p>
+            <w:r>
+              <w:t>01/junio/2025</w:t>
+            </w:r>
+          </w:p>
         </w:tc>
       </w:tr>
       <w:tr>
@@ -513,7 +517,7 @@
           <w:szCs w:val="32"/>
         </w:rPr>
         <w:pict w14:anchorId="6DD91504">
-          <v:rect id="_x0000_i1073" style="width:0;height:1.5pt" o:hralign="center" o:hrstd="t" o:hr="t" fillcolor="#a0a0a0" stroked="f"/>
+          <v:rect id="_x0000_i1025" style="width:0;height:1.5pt" o:hralign="center" o:hrstd="t" o:hr="t" fillcolor="#a0a0a0" stroked="f"/>
         </w:pict>
       </w:r>
     </w:p>
@@ -560,7 +564,7 @@
     <w:p>
       <w:r>
         <w:pict w14:anchorId="3C0827A0">
-          <v:rect id="_x0000_i1074" style="width:0;height:1.5pt" o:hralign="center" o:hrstd="t" o:hr="t" fillcolor="#a0a0a0" stroked="f"/>
+          <v:rect id="_x0000_i1026" style="width:0;height:1.5pt" o:hralign="center" o:hrstd="t" o:hr="t" fillcolor="#a0a0a0" stroked="f"/>
         </w:pict>
       </w:r>
     </w:p>
@@ -904,7 +908,7 @@
     <w:p>
       <w:r>
         <w:pict w14:anchorId="1FE4F1A1">
-          <v:rect id="_x0000_i1075" style="width:0;height:1.5pt" o:hralign="center" o:hrstd="t" o:hr="t" fillcolor="#a0a0a0" stroked="f"/>
+          <v:rect id="_x0000_i1027" style="width:0;height:1.5pt" o:hralign="center" o:hrstd="t" o:hr="t" fillcolor="#a0a0a0" stroked="f"/>
         </w:pict>
       </w:r>
     </w:p>
@@ -1065,7 +1069,7 @@
     <w:p>
       <w:r>
         <w:pict w14:anchorId="2D16726C">
-          <v:rect id="_x0000_i1076" style="width:0;height:1.5pt" o:hralign="center" o:hrstd="t" o:hr="t" fillcolor="#a0a0a0" stroked="f"/>
+          <v:rect id="_x0000_i1028" style="width:0;height:1.5pt" o:hralign="center" o:hrstd="t" o:hr="t" fillcolor="#a0a0a0" stroked="f"/>
         </w:pict>
       </w:r>
     </w:p>
@@ -1447,7 +1451,7 @@
     <w:p>
       <w:r>
         <w:pict w14:anchorId="51307745">
-          <v:rect id="_x0000_i1077" style="width:0;height:1.5pt" o:hralign="center" o:hrstd="t" o:hr="t" fillcolor="#a0a0a0" stroked="f"/>
+          <v:rect id="_x0000_i1029" style="width:0;height:1.5pt" o:hralign="center" o:hrstd="t" o:hr="t" fillcolor="#a0a0a0" stroked="f"/>
         </w:pict>
       </w:r>
     </w:p>
@@ -1496,7 +1500,7 @@
     <w:p>
       <w:r>
         <w:pict w14:anchorId="4B5C6A55">
-          <v:rect id="_x0000_i1078" style="width:0;height:1.5pt" o:hralign="center" o:hrstd="t" o:hr="t" fillcolor="#a0a0a0" stroked="f"/>
+          <v:rect id="_x0000_i1030" style="width:0;height:1.5pt" o:hralign="center" o:hrstd="t" o:hr="t" fillcolor="#a0a0a0" stroked="f"/>
         </w:pict>
       </w:r>
     </w:p>
@@ -1597,7 +1601,7 @@
     <w:p>
       <w:r>
         <w:pict w14:anchorId="336817AC">
-          <v:rect id="_x0000_i1079" style="width:0;height:1.5pt" o:hralign="center" o:hrstd="t" o:hr="t" fillcolor="#a0a0a0" stroked="f"/>
+          <v:rect id="_x0000_i1031" style="width:0;height:1.5pt" o:hralign="center" o:hrstd="t" o:hr="t" fillcolor="#a0a0a0" stroked="f"/>
         </w:pict>
       </w:r>
     </w:p>
@@ -1647,7 +1651,7 @@
     <w:p>
       <w:r>
         <w:pict w14:anchorId="3B60DE54">
-          <v:rect id="_x0000_i1080" style="width:0;height:1.5pt" o:hralign="center" o:hrstd="t" o:hr="t" fillcolor="#a0a0a0" stroked="f"/>
+          <v:rect id="_x0000_i1032" style="width:0;height:1.5pt" o:hralign="center" o:hrstd="t" o:hr="t" fillcolor="#a0a0a0" stroked="f"/>
         </w:pict>
       </w:r>
     </w:p>
@@ -2157,13 +2161,7 @@
             <w:jc w:val="center"/>
           </w:pPr>
           <w:r>
-            <w:t xml:space="preserve">Código: </w:t>
-          </w:r>
-          <w:r>
-            <w:t>AIP</w:t>
-          </w:r>
-          <w:r>
-            <w:t>-001</w:t>
+            <w:t>Código: AIP-001</w:t>
           </w:r>
         </w:p>
       </w:tc>
@@ -3417,6 +3415,7 @@
   <w:style w:type="character" w:default="1" w:styleId="Fuentedeprrafopredeter">
     <w:name w:val="Default Paragraph Font"/>
     <w:uiPriority w:val="1"/>
+    <w:semiHidden/>
     <w:unhideWhenUsed/>
   </w:style>
   <w:style w:type="table" w:default="1" w:styleId="Tablanormal">

--- a/Pausados/DF_18pasos/8_Acta_Implementacion_Produccion_18PuntosDF_AIP001_29052026.docx
+++ b/Pausados/DF_18pasos/8_Acta_Implementacion_Produccion_18PuntosDF_AIP001_29052026.docx
@@ -378,7 +378,7 @@
               <w:t>1.</w:t>
             </w:r>
             <w:r>
-              <w:t>8</w:t>
+              <w:t>9</w:t>
             </w:r>
           </w:p>
         </w:tc>
@@ -550,7 +550,13 @@
     </w:p>
     <w:p>
       <w:r>
-        <w:t xml:space="preserve">Formalizar la implementación en ambiente productivo de la versión 1.6 correspondiente a la integración del punto de revisión agrícola dentro del </w:t>
+        <w:t>Formalizar la implementación en ambiente productivo de la versión 1.</w:t>
+      </w:r>
+      <w:r>
+        <w:t>9</w:t>
+      </w:r>
+      <w:r>
+        <w:t xml:space="preserve"> correspondiente a la integración del punto de revisión agrícola dentro del </w:t>
       </w:r>
       <w:proofErr w:type="spellStart"/>
       <w:r>
@@ -1844,117 +1850,6 @@
           <w:p>
             <w:r>
               <w:t>Desarrollador</w:t>
-            </w:r>
-          </w:p>
-        </w:tc>
-        <w:tc>
-          <w:tcPr>
-            <w:tcW w:w="2932" w:type="dxa"/>
-            <w:vAlign w:val="center"/>
-            <w:hideMark/>
-          </w:tcPr>
-          <w:p/>
-        </w:tc>
-      </w:tr>
-      <w:tr>
-        <w:trPr>
-          <w:tblCellSpacing w:w="15" w:type="dxa"/>
-        </w:trPr>
-        <w:tc>
-          <w:tcPr>
-            <w:tcW w:w="3919" w:type="dxa"/>
-            <w:vAlign w:val="center"/>
-            <w:hideMark/>
-          </w:tcPr>
-          <w:p>
-            <w:r>
-              <w:t>Santos Bermúdez</w:t>
-            </w:r>
-          </w:p>
-        </w:tc>
-        <w:tc>
-          <w:tcPr>
-            <w:tcW w:w="3089" w:type="dxa"/>
-            <w:vAlign w:val="center"/>
-            <w:hideMark/>
-          </w:tcPr>
-          <w:p>
-            <w:r>
-              <w:t>Product Owner</w:t>
-            </w:r>
-          </w:p>
-        </w:tc>
-        <w:tc>
-          <w:tcPr>
-            <w:tcW w:w="2932" w:type="dxa"/>
-            <w:vAlign w:val="center"/>
-            <w:hideMark/>
-          </w:tcPr>
-          <w:p/>
-        </w:tc>
-      </w:tr>
-      <w:tr>
-        <w:trPr>
-          <w:tblCellSpacing w:w="15" w:type="dxa"/>
-        </w:trPr>
-        <w:tc>
-          <w:tcPr>
-            <w:tcW w:w="3919" w:type="dxa"/>
-            <w:vAlign w:val="center"/>
-            <w:hideMark/>
-          </w:tcPr>
-          <w:p>
-            <w:r>
-              <w:t>Oswaldo Daniel Ortiz Martínez</w:t>
-            </w:r>
-          </w:p>
-        </w:tc>
-        <w:tc>
-          <w:tcPr>
-            <w:tcW w:w="3089" w:type="dxa"/>
-            <w:vAlign w:val="center"/>
-            <w:hideMark/>
-          </w:tcPr>
-          <w:p>
-            <w:r>
-              <w:t>Project Manager</w:t>
-            </w:r>
-          </w:p>
-        </w:tc>
-        <w:tc>
-          <w:tcPr>
-            <w:tcW w:w="2932" w:type="dxa"/>
-            <w:vAlign w:val="center"/>
-            <w:hideMark/>
-          </w:tcPr>
-          <w:p/>
-        </w:tc>
-      </w:tr>
-      <w:tr>
-        <w:trPr>
-          <w:tblCellSpacing w:w="15" w:type="dxa"/>
-        </w:trPr>
-        <w:tc>
-          <w:tcPr>
-            <w:tcW w:w="3919" w:type="dxa"/>
-            <w:vAlign w:val="center"/>
-            <w:hideMark/>
-          </w:tcPr>
-          <w:p>
-            <w:r>
-              <w:t>Responsable QA</w:t>
-            </w:r>
-          </w:p>
-        </w:tc>
-        <w:tc>
-          <w:tcPr>
-            <w:tcW w:w="3089" w:type="dxa"/>
-            <w:vAlign w:val="center"/>
-            <w:hideMark/>
-          </w:tcPr>
-          <w:p>
-            <w:r>
-              <w:t>QA</w:t>
             </w:r>
           </w:p>
         </w:tc>
